--- a/Coding 2 - year/Unit 7 - Capstone Project/Daily Lesson Plans/Word/Day 17.docx
+++ b/Coding 2 - year/Unit 7 - Capstone Project/Daily Lesson Plans/Word/Day 17.docx
@@ -50,12 +50,15 @@
               </w:rPr>
               <w:t xml:space="preserve">Coding II — Full Year</w:t>
             </w:r>
-          </w:p>
-          <w:p>
-            <w:pPr>
-              <w:spacing w:before="40"/>
-              <w:jc w:val="center"/>
-            </w:pPr>
+            <w:r>
+              <w:rPr>
+                <w:rFonts w:ascii="Arial" w:cs="Arial" w:eastAsia="Arial" w:hAnsi="Arial"/>
+                <w:sz w:val="16"/>
+                <w:szCs w:val="16"/>
+              </w:rPr>
+              <w:br/>
+              <w:t xml:space="preserve"/>
+            </w:r>
             <w:r>
               <w:rPr>
                 <w:rFonts w:ascii="Arial" w:cs="Arial" w:eastAsia="Arial" w:hAnsi="Arial"/>
@@ -83,7 +86,7 @@
           <w:rFonts w:ascii="Arial" w:cs="Arial" w:eastAsia="Arial" w:hAnsi="Arial"/>
           <w:b/>
           <w:bCs/>
-          <w:color w:val="0D3B1F"/>
+          <w:color w:val="1B7A4A"/>
           <w:sz w:val="32"/>
           <w:szCs w:val="32"/>
         </w:rPr>
@@ -200,9 +203,9 @@
               <w:right w:val="single" w:color="CCCCCC" w:sz="1"/>
             </w:tcBorders>
             <w:tcMar>
-              <w:top w:type="dxa" w:w="60"/>
+              <w:top w:type="dxa" w:w="80"/>
               <w:left w:type="dxa" w:w="120"/>
-              <w:bottom w:type="dxa" w:w="60"/>
+              <w:bottom w:type="dxa" w:w="80"/>
               <w:right w:type="dxa" w:w="120"/>
             </w:tcMar>
           </w:tcPr>
@@ -229,20 +232,147 @@
               <w:right w:val="single" w:color="CCCCCC" w:sz="1"/>
             </w:tcBorders>
             <w:tcMar>
-              <w:top w:type="dxa" w:w="60"/>
+              <w:top w:type="dxa" w:w="80"/>
               <w:left w:type="dxa" w:w="120"/>
-              <w:bottom w:type="dxa" w:w="60"/>
+              <w:bottom w:type="dxa" w:w="80"/>
               <w:right w:type="dxa" w:w="120"/>
             </w:tcMar>
           </w:tcPr>
           <w:p>
-            <w:r>
-              <w:rPr>
-                <w:rFonts w:ascii="Arial" w:cs="Arial" w:eastAsia="Arial" w:hAnsi="Arial"/>
-                <w:sz w:val="20"/>
-                <w:szCs w:val="20"/>
+            <w:pPr>
+              <w:spacing w:after="80" w:before="80"/>
+            </w:pPr>
+            <w:r>
+              <w:rPr>
+                <w:rFonts w:ascii="Arial" w:cs="Arial" w:eastAsia="Arial" w:hAnsi="Arial"/>
+                <w:b/>
+                <w:bCs/>
+                <w:i w:val="false"/>
+                <w:iCs w:val="false"/>
+                <w:color w:val="000000"/>
+                <w:sz w:val="22"/>
+                <w:szCs w:val="22"/>
               </w:rPr>
               <w:t xml:space="preserve">Bell Ringer / Review</w:t>
+            </w:r>
+            <w:r>
+              <w:rPr>
+                <w:rFonts w:ascii="Arial" w:cs="Arial" w:eastAsia="Arial" w:hAnsi="Arial"/>
+                <w:sz w:val="20"/>
+                <w:szCs w:val="20"/>
+              </w:rPr>
+              <w:br/>
+              <w:t xml:space="preserve"/>
+            </w:r>
+            <w:r>
+              <w:rPr>
+                <w:rFonts w:ascii="Arial" w:cs="Arial" w:eastAsia="Arial" w:hAnsi="Arial"/>
+                <w:sz w:val="20"/>
+                <w:szCs w:val="20"/>
+              </w:rPr>
+              <w:br/>
+              <w:t xml:space="preserve"/>
+            </w:r>
+            <w:r>
+              <w:rPr>
+                <w:rFonts w:ascii="Arial" w:cs="Arial" w:eastAsia="Arial" w:hAnsi="Arial"/>
+                <w:b/>
+                <w:bCs/>
+                <w:i w:val="false"/>
+                <w:iCs w:val="false"/>
+                <w:color w:val="000000"/>
+                <w:sz w:val="20"/>
+                <w:szCs w:val="20"/>
+              </w:rPr>
+              <w:t xml:space="preserve">Quick Write </w:t>
+            </w:r>
+            <w:r>
+              <w:rPr>
+                <w:rFonts w:ascii="Arial" w:cs="Arial" w:eastAsia="Arial" w:hAnsi="Arial"/>
+                <w:b w:val="false"/>
+                <w:bCs w:val="false"/>
+                <w:i w:val="false"/>
+                <w:iCs w:val="false"/>
+                <w:color w:val="000000"/>
+                <w:sz w:val="20"/>
+                <w:szCs w:val="20"/>
+              </w:rPr>
+              <w:t xml:space="preserve">(3 min — written or verbal):</w:t>
+            </w:r>
+            <w:r>
+              <w:rPr>
+                <w:rFonts w:ascii="Arial" w:cs="Arial" w:eastAsia="Arial" w:hAnsi="Arial"/>
+                <w:sz w:val="20"/>
+                <w:szCs w:val="20"/>
+              </w:rPr>
+              <w:br/>
+              <w:t xml:space="preserve"/>
+            </w:r>
+            <w:r>
+              <w:rPr>
+                <w:rFonts w:ascii="Arial" w:cs="Arial" w:eastAsia="Arial" w:hAnsi="Arial"/>
+                <w:b w:val="false"/>
+                <w:bCs w:val="false"/>
+                <w:i w:val="false"/>
+                <w:iCs w:val="false"/>
+                <w:color w:val="000000"/>
+                <w:sz w:val="20"/>
+                <w:szCs w:val="20"/>
+              </w:rPr>
+              <w:t xml:space="preserve">    What do you remember from last class?</w:t>
+            </w:r>
+            <w:r>
+              <w:rPr>
+                <w:rFonts w:ascii="Arial" w:cs="Arial" w:eastAsia="Arial" w:hAnsi="Arial"/>
+                <w:sz w:val="20"/>
+                <w:szCs w:val="20"/>
+              </w:rPr>
+              <w:br/>
+              <w:t xml:space="preserve"/>
+            </w:r>
+            <w:r>
+              <w:rPr>
+                <w:rFonts w:ascii="Arial" w:cs="Arial" w:eastAsia="Arial" w:hAnsi="Arial"/>
+                <w:sz w:val="20"/>
+                <w:szCs w:val="20"/>
+              </w:rPr>
+              <w:br/>
+              <w:t xml:space="preserve"/>
+            </w:r>
+            <w:r>
+              <w:rPr>
+                <w:rFonts w:ascii="Arial" w:cs="Arial" w:eastAsia="Arial" w:hAnsi="Arial"/>
+                <w:b w:val="false"/>
+                <w:bCs w:val="false"/>
+                <w:i/>
+                <w:iCs/>
+                <w:color w:val="444444"/>
+                <w:sz w:val="20"/>
+                <w:szCs w:val="20"/>
+              </w:rPr>
+              <w:t xml:space="preserve">What do you think today's topic "Sprint 3 Begins – Polish, Error Handling &amp; Edge Cases" is about?</w:t>
+            </w:r>
+            <w:r>
+              <w:rPr>
+                <w:rFonts w:ascii="Arial" w:cs="Arial" w:eastAsia="Arial" w:hAnsi="Arial"/>
+                <w:sz w:val="20"/>
+                <w:szCs w:val="20"/>
+              </w:rPr>
+              <w:br/>
+              <w:t xml:space="preserve"/>
+            </w:r>
+            <w:r>
+              <w:rPr>
+                <w:rFonts w:ascii="Arial" w:cs="Arial" w:eastAsia="Arial" w:hAnsi="Arial"/>
+                <w:b w:val="false"/>
+                <w:bCs w:val="false"/>
+                <w:i/>
+                <w:iCs/>
+                <w:color w:val="555555"/>
+                <w:sz w:val="20"/>
+                <w:szCs w:val="20"/>
+              </w:rPr>
+              <w:t xml:space="preserve">→ Pair-share your response, then 2–3 students share with the class.</w:t>
             </w:r>
           </w:p>
         </w:tc>
@@ -258,9 +388,9 @@
               <w:right w:val="single" w:color="CCCCCC" w:sz="1"/>
             </w:tcBorders>
             <w:tcMar>
-              <w:top w:type="dxa" w:w="60"/>
+              <w:top w:type="dxa" w:w="80"/>
               <w:left w:type="dxa" w:w="120"/>
-              <w:bottom w:type="dxa" w:w="60"/>
+              <w:bottom w:type="dxa" w:w="80"/>
               <w:right w:type="dxa" w:w="120"/>
             </w:tcMar>
           </w:tcPr>
@@ -287,20 +417,120 @@
               <w:right w:val="single" w:color="CCCCCC" w:sz="1"/>
             </w:tcBorders>
             <w:tcMar>
-              <w:top w:type="dxa" w:w="60"/>
+              <w:top w:type="dxa" w:w="80"/>
               <w:left w:type="dxa" w:w="120"/>
-              <w:bottom w:type="dxa" w:w="60"/>
+              <w:bottom w:type="dxa" w:w="80"/>
               <w:right w:type="dxa" w:w="120"/>
             </w:tcMar>
           </w:tcPr>
           <w:p>
-            <w:r>
-              <w:rPr>
-                <w:rFonts w:ascii="Arial" w:cs="Arial" w:eastAsia="Arial" w:hAnsi="Arial"/>
-                <w:sz w:val="20"/>
-                <w:szCs w:val="20"/>
-              </w:rPr>
-              <w:t xml:space="preserve">Mini Lesson: Sprint 3 Begins – Polish, Error Handling &amp; Edge Cases</w:t>
+            <w:pPr>
+              <w:spacing w:after="80" w:before="80"/>
+            </w:pPr>
+            <w:r>
+              <w:rPr>
+                <w:rFonts w:ascii="Arial" w:cs="Arial" w:eastAsia="Arial" w:hAnsi="Arial"/>
+                <w:b/>
+                <w:bCs/>
+                <w:i w:val="false"/>
+                <w:iCs w:val="false"/>
+                <w:color w:val="000000"/>
+                <w:sz w:val="22"/>
+                <w:szCs w:val="22"/>
+              </w:rPr>
+              <w:t xml:space="preserve">Mini Lesson: </w:t>
+            </w:r>
+            <w:r>
+              <w:rPr>
+                <w:rFonts w:ascii="Arial" w:cs="Arial" w:eastAsia="Arial" w:hAnsi="Arial"/>
+                <w:b w:val="false"/>
+                <w:bCs w:val="false"/>
+                <w:i w:val="false"/>
+                <w:iCs w:val="false"/>
+                <w:color w:val="000000"/>
+                <w:sz w:val="22"/>
+                <w:szCs w:val="22"/>
+              </w:rPr>
+              <w:t xml:space="preserve">Sprint 3 Begins – Polish, Error Handling &amp; Edge Cases</w:t>
+            </w:r>
+            <w:r>
+              <w:rPr>
+                <w:rFonts w:ascii="Arial" w:cs="Arial" w:eastAsia="Arial" w:hAnsi="Arial"/>
+                <w:sz w:val="20"/>
+                <w:szCs w:val="20"/>
+              </w:rPr>
+              <w:br/>
+              <w:t xml:space="preserve"/>
+            </w:r>
+            <w:r>
+              <w:rPr>
+                <w:rFonts w:ascii="Arial" w:cs="Arial" w:eastAsia="Arial" w:hAnsi="Arial"/>
+                <w:sz w:val="20"/>
+                <w:szCs w:val="20"/>
+              </w:rPr>
+              <w:br/>
+              <w:t xml:space="preserve"/>
+            </w:r>
+            <w:r>
+              <w:rPr>
+                <w:rFonts w:ascii="Arial" w:cs="Arial" w:eastAsia="Arial" w:hAnsi="Arial"/>
+                <w:b/>
+                <w:bCs/>
+                <w:i/>
+                <w:iCs/>
+                <w:color w:val="555555"/>
+                <w:sz w:val="20"/>
+                <w:szCs w:val="20"/>
+              </w:rPr>
+              <w:t xml:space="preserve">→ Live Demo — </w:t>
+            </w:r>
+            <w:r>
+              <w:rPr>
+                <w:rFonts w:ascii="Arial" w:cs="Arial" w:eastAsia="Arial" w:hAnsi="Arial"/>
+                <w:b w:val="false"/>
+                <w:bCs w:val="false"/>
+                <w:i/>
+                <w:iCs/>
+                <w:color w:val="555555"/>
+                <w:sz w:val="20"/>
+                <w:szCs w:val="20"/>
+              </w:rPr>
+              <w:t xml:space="preserve">type examples as students follow along in their own editor.</w:t>
+            </w:r>
+            <w:r>
+              <w:rPr>
+                <w:rFonts w:ascii="Arial" w:cs="Arial" w:eastAsia="Arial" w:hAnsi="Arial"/>
+                <w:sz w:val="20"/>
+                <w:szCs w:val="20"/>
+              </w:rPr>
+              <w:br/>
+              <w:t xml:space="preserve"/>
+            </w:r>
+            <w:r>
+              <w:rPr>
+                <w:rFonts w:ascii="Arial" w:cs="Arial" w:eastAsia="Arial" w:hAnsi="Arial"/>
+                <w:b/>
+                <w:bCs/>
+                <w:i/>
+                <w:iCs/>
+                <w:color w:val="555555"/>
+                <w:sz w:val="20"/>
+                <w:szCs w:val="20"/>
+              </w:rPr>
+              <w:t xml:space="preserve">→ Check for Understanding: </w:t>
+            </w:r>
+            <w:r>
+              <w:rPr>
+                <w:rFonts w:ascii="Arial" w:cs="Arial" w:eastAsia="Arial" w:hAnsi="Arial"/>
+                <w:b w:val="false"/>
+                <w:bCs w:val="false"/>
+                <w:i/>
+                <w:iCs/>
+                <w:color w:val="555555"/>
+                <w:sz w:val="20"/>
+                <w:szCs w:val="20"/>
+              </w:rPr>
+              <w:t xml:space="preserve">pause and cold-call: “Can someone explain what we just did in their own words?”</w:t>
             </w:r>
           </w:p>
         </w:tc>
@@ -316,9 +546,9 @@
               <w:right w:val="single" w:color="CCCCCC" w:sz="1"/>
             </w:tcBorders>
             <w:tcMar>
-              <w:top w:type="dxa" w:w="60"/>
+              <w:top w:type="dxa" w:w="80"/>
               <w:left w:type="dxa" w:w="120"/>
-              <w:bottom w:type="dxa" w:w="60"/>
+              <w:bottom w:type="dxa" w:w="80"/>
               <w:right w:type="dxa" w:w="120"/>
             </w:tcMar>
           </w:tcPr>
@@ -331,7 +561,7 @@
                 <w:sz w:val="20"/>
                 <w:szCs w:val="20"/>
               </w:rPr>
-              <w:t xml:space="preserve">15-20 min</w:t>
+              <w:t xml:space="preserve">15–20 min</w:t>
             </w:r>
           </w:p>
         </w:tc>
@@ -345,20 +575,81 @@
               <w:right w:val="single" w:color="CCCCCC" w:sz="1"/>
             </w:tcBorders>
             <w:tcMar>
-              <w:top w:type="dxa" w:w="60"/>
+              <w:top w:type="dxa" w:w="80"/>
               <w:left w:type="dxa" w:w="120"/>
-              <w:bottom w:type="dxa" w:w="60"/>
+              <w:bottom w:type="dxa" w:w="80"/>
               <w:right w:type="dxa" w:w="120"/>
             </w:tcMar>
           </w:tcPr>
           <w:p>
-            <w:r>
-              <w:rPr>
-                <w:rFonts w:ascii="Arial" w:cs="Arial" w:eastAsia="Arial" w:hAnsi="Arial"/>
-                <w:sz w:val="20"/>
-                <w:szCs w:val="20"/>
+            <w:pPr>
+              <w:spacing w:after="80" w:before="80"/>
+            </w:pPr>
+            <w:r>
+              <w:rPr>
+                <w:rFonts w:ascii="Arial" w:cs="Arial" w:eastAsia="Arial" w:hAnsi="Arial"/>
+                <w:b/>
+                <w:bCs/>
+                <w:i w:val="false"/>
+                <w:iCs w:val="false"/>
+                <w:color w:val="000000"/>
+                <w:sz w:val="22"/>
+                <w:szCs w:val="22"/>
               </w:rPr>
               <w:t xml:space="preserve">Independent Practice / Code Along</w:t>
+            </w:r>
+            <w:r>
+              <w:rPr>
+                <w:rFonts w:ascii="Arial" w:cs="Arial" w:eastAsia="Arial" w:hAnsi="Arial"/>
+                <w:sz w:val="20"/>
+                <w:szCs w:val="20"/>
+              </w:rPr>
+              <w:br/>
+              <w:t xml:space="preserve"/>
+            </w:r>
+            <w:r>
+              <w:rPr>
+                <w:rFonts w:ascii="Arial" w:cs="Arial" w:eastAsia="Arial" w:hAnsi="Arial"/>
+                <w:b w:val="false"/>
+                <w:bCs w:val="false"/>
+                <w:i w:val="false"/>
+                <w:iCs w:val="false"/>
+                <w:color w:val="000000"/>
+                <w:sz w:val="20"/>
+                <w:szCs w:val="20"/>
+              </w:rPr>
+              <w:t xml:space="preserve">    Work through problems from the day's exercise set.</w:t>
+            </w:r>
+            <w:r>
+              <w:rPr>
+                <w:rFonts w:ascii="Arial" w:cs="Arial" w:eastAsia="Arial" w:hAnsi="Arial"/>
+                <w:sz w:val="20"/>
+                <w:szCs w:val="20"/>
+              </w:rPr>
+              <w:br/>
+              <w:t xml:space="preserve"/>
+            </w:r>
+            <w:r>
+              <w:rPr>
+                <w:rFonts w:ascii="Arial" w:cs="Arial" w:eastAsia="Arial" w:hAnsi="Arial"/>
+                <w:sz w:val="20"/>
+                <w:szCs w:val="20"/>
+              </w:rPr>
+              <w:br/>
+              <w:t xml:space="preserve"/>
+            </w:r>
+            <w:r>
+              <w:rPr>
+                <w:rFonts w:ascii="Arial" w:cs="Arial" w:eastAsia="Arial" w:hAnsi="Arial"/>
+                <w:b w:val="false"/>
+                <w:bCs w:val="false"/>
+                <w:i/>
+                <w:iCs/>
+                <w:color w:val="555555"/>
+                <w:sz w:val="20"/>
+                <w:szCs w:val="20"/>
+              </w:rPr>
+              <w:t xml:space="preserve">→ Teacher circulates — offer hints, check for understanding.</w:t>
             </w:r>
           </w:p>
         </w:tc>
@@ -374,9 +665,9 @@
               <w:right w:val="single" w:color="CCCCCC" w:sz="1"/>
             </w:tcBorders>
             <w:tcMar>
-              <w:top w:type="dxa" w:w="60"/>
+              <w:top w:type="dxa" w:w="80"/>
               <w:left w:type="dxa" w:w="120"/>
-              <w:bottom w:type="dxa" w:w="60"/>
+              <w:bottom w:type="dxa" w:w="80"/>
               <w:right w:type="dxa" w:w="120"/>
             </w:tcMar>
           </w:tcPr>
@@ -403,20 +694,90 @@
               <w:right w:val="single" w:color="CCCCCC" w:sz="1"/>
             </w:tcBorders>
             <w:tcMar>
-              <w:top w:type="dxa" w:w="60"/>
+              <w:top w:type="dxa" w:w="80"/>
               <w:left w:type="dxa" w:w="120"/>
-              <w:bottom w:type="dxa" w:w="60"/>
+              <w:bottom w:type="dxa" w:w="80"/>
               <w:right w:type="dxa" w:w="120"/>
             </w:tcMar>
           </w:tcPr>
           <w:p>
-            <w:r>
-              <w:rPr>
-                <w:rFonts w:ascii="Arial" w:cs="Arial" w:eastAsia="Arial" w:hAnsi="Arial"/>
-                <w:sz w:val="20"/>
-                <w:szCs w:val="20"/>
+            <w:pPr>
+              <w:spacing w:after="80" w:before="80"/>
+            </w:pPr>
+            <w:r>
+              <w:rPr>
+                <w:rFonts w:ascii="Arial" w:cs="Arial" w:eastAsia="Arial" w:hAnsi="Arial"/>
+                <w:b/>
+                <w:bCs/>
+                <w:i w:val="false"/>
+                <w:iCs w:val="false"/>
+                <w:color w:val="000000"/>
+                <w:sz w:val="22"/>
+                <w:szCs w:val="22"/>
               </w:rPr>
               <w:t xml:space="preserve">Exit Ticket / Wrap-Up</w:t>
+            </w:r>
+            <w:r>
+              <w:rPr>
+                <w:rFonts w:ascii="Arial" w:cs="Arial" w:eastAsia="Arial" w:hAnsi="Arial"/>
+                <w:sz w:val="20"/>
+                <w:szCs w:val="20"/>
+              </w:rPr>
+              <w:br/>
+              <w:t xml:space="preserve"/>
+            </w:r>
+            <w:r>
+              <w:rPr>
+                <w:rFonts w:ascii="Arial" w:cs="Arial" w:eastAsia="Arial" w:hAnsi="Arial"/>
+                <w:sz w:val="20"/>
+                <w:szCs w:val="20"/>
+              </w:rPr>
+              <w:br/>
+              <w:t xml:space="preserve"/>
+            </w:r>
+            <w:r>
+              <w:rPr>
+                <w:rFonts w:ascii="Arial" w:cs="Arial" w:eastAsia="Arial" w:hAnsi="Arial"/>
+                <w:b w:val="false"/>
+                <w:bCs w:val="false"/>
+                <w:i w:val="false"/>
+                <w:iCs w:val="false"/>
+                <w:color w:val="000000"/>
+                <w:sz w:val="20"/>
+                <w:szCs w:val="20"/>
+              </w:rPr>
+              <w:t xml:space="preserve">What is one key concept you learned today?</w:t>
+            </w:r>
+            <w:r>
+              <w:rPr>
+                <w:rFonts w:ascii="Arial" w:cs="Arial" w:eastAsia="Arial" w:hAnsi="Arial"/>
+                <w:sz w:val="20"/>
+                <w:szCs w:val="20"/>
+              </w:rPr>
+              <w:br/>
+              <w:t xml:space="preserve"/>
+            </w:r>
+            <w:r>
+              <w:rPr>
+                <w:rFonts w:ascii="Arial" w:cs="Arial" w:eastAsia="Arial" w:hAnsi="Arial"/>
+                <w:sz w:val="20"/>
+                <w:szCs w:val="20"/>
+              </w:rPr>
+              <w:br/>
+              <w:t xml:space="preserve"/>
+            </w:r>
+            <w:r>
+              <w:rPr>
+                <w:rFonts w:ascii="Arial" w:cs="Arial" w:eastAsia="Arial" w:hAnsi="Arial"/>
+                <w:b w:val="false"/>
+                <w:bCs w:val="false"/>
+                <w:i/>
+                <w:iCs/>
+                <w:color w:val="555555"/>
+                <w:sz w:val="20"/>
+                <w:szCs w:val="20"/>
+              </w:rPr>
+              <w:t xml:space="preserve">→ 3–2–1: Name 3 things learned, 2 new vocab words, 1 question you still have.</w:t>
             </w:r>
           </w:p>
         </w:tc>
@@ -1251,32 +1612,6 @@
                 <w:sz w:val="18"/>
                 <w:szCs w:val="18"/>
               </w:rPr>
-              <w:t xml:space="preserve"># At bottom of a file, add quick tests:</w:t>
-            </w:r>
-          </w:p>
-          <w:p>
-            <w:pPr>
-              <w:spacing w:after="20"/>
-            </w:pPr>
-            <w:r>
-              <w:rPr>
-                <w:rFonts w:ascii="Courier New" w:cs="Courier New" w:eastAsia="Courier New" w:hAnsi="Courier New"/>
-                <w:sz w:val="18"/>
-                <w:szCs w:val="18"/>
-              </w:rPr>
-              <w:t xml:space="preserve"> </w:t>
-            </w:r>
-          </w:p>
-          <w:p>
-            <w:pPr>
-              <w:spacing w:after="20"/>
-            </w:pPr>
-            <w:r>
-              <w:rPr>
-                <w:rFonts w:ascii="Courier New" w:cs="Courier New" w:eastAsia="Courier New" w:hAnsi="Courier New"/>
-                <w:sz w:val="18"/>
-                <w:szCs w:val="18"/>
-              </w:rPr>
               <w:t xml:space="preserve">if __name__ == "__main__":</w:t>
             </w:r>
           </w:p>
@@ -1604,19 +1939,6 @@
                 <w:sz w:val="18"/>
                 <w:szCs w:val="18"/>
               </w:rPr>
-              <w:t xml:space="preserve"># BEFORE: confusing</w:t>
-            </w:r>
-          </w:p>
-          <w:p>
-            <w:pPr>
-              <w:spacing w:after="20"/>
-            </w:pPr>
-            <w:r>
-              <w:rPr>
-                <w:rFonts w:ascii="Courier New" w:cs="Courier New" w:eastAsia="Courier New" w:hAnsi="Courier New"/>
-                <w:sz w:val="18"/>
-                <w:szCs w:val="18"/>
-              </w:rPr>
               <w:t xml:space="preserve">print("Error: invalid value")</w:t>
             </w:r>
           </w:p>
@@ -1643,7 +1965,7 @@
                 <w:sz w:val="18"/>
                 <w:szCs w:val="18"/>
               </w:rPr>
-              <w:t xml:space="preserve"># AFTER: helpful</w:t>
+              <w:t xml:space="preserve"> </w:t>
             </w:r>
           </w:p>
           <w:p>
@@ -1710,19 +2032,6 @@
                 <w:sz w:val="18"/>
                 <w:szCs w:val="18"/>
               </w:rPr>
-              <w:t xml:space="preserve"># BEFORE: dangerous</w:t>
-            </w:r>
-          </w:p>
-          <w:p>
-            <w:pPr>
-              <w:spacing w:after="20"/>
-            </w:pPr>
-            <w:r>
-              <w:rPr>
-                <w:rFonts w:ascii="Courier New" w:cs="Courier New" w:eastAsia="Courier New" w:hAnsi="Courier New"/>
-                <w:sz w:val="18"/>
-                <w:szCs w:val="18"/>
-              </w:rPr>
               <w:t xml:space="preserve">print("Deleting student...")</w:t>
             </w:r>
           </w:p>
@@ -1762,7 +2071,7 @@
                 <w:sz w:val="18"/>
                 <w:szCs w:val="18"/>
               </w:rPr>
-              <w:t xml:space="preserve"># AFTER: safe</w:t>
+              <w:t xml:space="preserve"> </w:t>
             </w:r>
           </w:p>
           <w:p>
@@ -1868,19 +2177,6 @@
                 <w:sz w:val="18"/>
                 <w:szCs w:val="18"/>
               </w:rPr>
-              <w:t xml:space="preserve"># BEFORE: silent</w:t>
-            </w:r>
-          </w:p>
-          <w:p>
-            <w:pPr>
-              <w:spacing w:after="20"/>
-            </w:pPr>
-            <w:r>
-              <w:rPr>
-                <w:rFonts w:ascii="Courier New" w:cs="Courier New" w:eastAsia="Courier New" w:hAnsi="Courier New"/>
-                <w:sz w:val="18"/>
-                <w:szCs w:val="18"/>
-              </w:rPr>
               <w:t xml:space="preserve">with open("students.json") as f:</w:t>
             </w:r>
           </w:p>
@@ -1920,7 +2216,7 @@
                 <w:sz w:val="18"/>
                 <w:szCs w:val="18"/>
               </w:rPr>
-              <w:t xml:space="preserve"># AFTER: user knows it's working</w:t>
+              <w:t xml:space="preserve"> </w:t>
             </w:r>
           </w:p>
           <w:p>

--- a/Coding 2 - year/Unit 7 - Capstone Project/Daily Lesson Plans/Word/Day 17.docx
+++ b/Coding 2 - year/Unit 7 - Capstone Project/Daily Lesson Plans/Word/Day 17.docx
@@ -319,7 +319,7 @@
                 <w:sz w:val="20"/>
                 <w:szCs w:val="20"/>
               </w:rPr>
-              <w:t xml:space="preserve">    What do you remember from last class?</w:t>
+              <w:t xml:space="preserve">    What do you already know about Sprint 3 Begins – Polish, Error Handling &amp; Edge Cases? Write down at least one thing.</w:t>
             </w:r>
             <w:r>
               <w:rPr>
@@ -350,7 +350,7 @@
                 <w:sz w:val="20"/>
                 <w:szCs w:val="20"/>
               </w:rPr>
-              <w:t xml:space="preserve">What do you think today's topic "Sprint 3 Begins – Polish, Error Handling &amp; Edge Cases" is about?</w:t>
+              <w:t xml:space="preserve">Today’s Goal: Explore and practice Sprint 3 Begins – Polish, Error Handling &amp; Edge Cases.</w:t>
             </w:r>
             <w:r>
               <w:rPr>
@@ -746,7 +746,7 @@
                 <w:sz w:val="20"/>
                 <w:szCs w:val="20"/>
               </w:rPr>
-              <w:t xml:space="preserve">What is one key concept you learned today?</w:t>
+              <w:t xml:space="preserve">Name one new thing you learned about Sprint 3 Begins – Polish, Error Handling &amp; Edge Cases today and one question you still have.</w:t>
             </w:r>
             <w:r>
               <w:rPr>

--- a/Coding 2 - year/Unit 7 - Capstone Project/Daily Lesson Plans/Word/Day 17.docx
+++ b/Coding 2 - year/Unit 7 - Capstone Project/Daily Lesson Plans/Word/Day 17.docx
@@ -342,6 +342,72 @@
             <w:r>
               <w:rPr>
                 <w:rFonts w:ascii="Arial" w:cs="Arial" w:eastAsia="Arial" w:hAnsi="Arial"/>
+                <w:b/>
+                <w:bCs/>
+                <w:i w:val="false"/>
+                <w:iCs w:val="false"/>
+                <w:color w:val="000000"/>
+                <w:sz w:val="20"/>
+                <w:szCs w:val="20"/>
+              </w:rPr>
+              <w:t xml:space="preserve">Vocabulary Preview — </w:t>
+            </w:r>
+            <w:r>
+              <w:rPr>
+                <w:rFonts w:ascii="Arial" w:cs="Arial" w:eastAsia="Arial" w:hAnsi="Arial"/>
+                <w:b w:val="false"/>
+                <w:bCs w:val="false"/>
+                <w:i w:val="false"/>
+                <w:iCs w:val="false"/>
+                <w:color w:val="000000"/>
+                <w:sz w:val="20"/>
+                <w:szCs w:val="20"/>
+              </w:rPr>
+              <w:t xml:space="preserve">terms we'll use today:</w:t>
+            </w:r>
+            <w:r>
+              <w:rPr>
+                <w:rFonts w:ascii="Arial" w:cs="Arial" w:eastAsia="Arial" w:hAnsi="Arial"/>
+                <w:sz w:val="20"/>
+                <w:szCs w:val="20"/>
+              </w:rPr>
+              <w:br/>
+              <w:t xml:space="preserve"/>
+            </w:r>
+            <w:r>
+              <w:rPr>
+                <w:rFonts w:ascii="Arial" w:cs="Arial" w:eastAsia="Arial" w:hAnsi="Arial"/>
+                <w:b w:val="false"/>
+                <w:bCs w:val="false"/>
+                <w:i w:val="false"/>
+                <w:iCs w:val="false"/>
+                <w:color w:val="000000"/>
+                <w:sz w:val="20"/>
+                <w:szCs w:val="20"/>
+              </w:rPr>
+              <w:t xml:space="preserve">    • Minutes 0-5   •   Sprint 3 Overview   •   Minutes 5-50   •   Systematic Error Handling &amp; Testing   •   Every input point   •   Every file operation</w:t>
+            </w:r>
+            <w:r>
+              <w:rPr>
+                <w:rFonts w:ascii="Arial" w:cs="Arial" w:eastAsia="Arial" w:hAnsi="Arial"/>
+                <w:sz w:val="20"/>
+                <w:szCs w:val="20"/>
+              </w:rPr>
+              <w:br/>
+              <w:t xml:space="preserve"/>
+            </w:r>
+            <w:r>
+              <w:rPr>
+                <w:rFonts w:ascii="Arial" w:cs="Arial" w:eastAsia="Arial" w:hAnsi="Arial"/>
+                <w:sz w:val="20"/>
+                <w:szCs w:val="20"/>
+              </w:rPr>
+              <w:br/>
+              <w:t xml:space="preserve"/>
+            </w:r>
+            <w:r>
+              <w:rPr>
+                <w:rFonts w:ascii="Arial" w:cs="Arial" w:eastAsia="Arial" w:hAnsi="Arial"/>
                 <w:b w:val="false"/>
                 <w:bCs w:val="false"/>
                 <w:i/>
@@ -474,6 +540,310 @@
             <w:r>
               <w:rPr>
                 <w:rFonts w:ascii="Arial" w:cs="Arial" w:eastAsia="Arial" w:hAnsi="Arial"/>
+                <w:b w:val="false"/>
+                <w:bCs w:val="false"/>
+                <w:i w:val="false"/>
+                <w:iCs w:val="false"/>
+                <w:color w:val="000000"/>
+                <w:sz w:val="20"/>
+                <w:szCs w:val="20"/>
+              </w:rPr>
+              <w:t xml:space="preserve">You've built features; now polish them. Sprint 3 is about making your app robust and professional. It should handle mistakes gracefully, communicate clearly, and never crash. By the time you present, users should feel confident using your software.</w:t>
+            </w:r>
+            <w:r>
+              <w:rPr>
+                <w:rFonts w:ascii="Arial" w:cs="Arial" w:eastAsia="Arial" w:hAnsi="Arial"/>
+                <w:sz w:val="20"/>
+                <w:szCs w:val="20"/>
+              </w:rPr>
+              <w:br/>
+              <w:t xml:space="preserve"/>
+            </w:r>
+            <w:r>
+              <w:rPr>
+                <w:rFonts w:ascii="Arial" w:cs="Arial" w:eastAsia="Arial" w:hAnsi="Arial"/>
+                <w:b w:val="false"/>
+                <w:bCs w:val="false"/>
+                <w:i w:val="false"/>
+                <w:iCs w:val="false"/>
+                <w:color w:val="000000"/>
+                <w:sz w:val="20"/>
+                <w:szCs w:val="20"/>
+              </w:rPr>
+              <w:t xml:space="preserve">Minutes 5-50: Systematic Error Handling &amp; Testing</w:t>
+            </w:r>
+            <w:r>
+              <w:rPr>
+                <w:rFonts w:ascii="Arial" w:cs="Arial" w:eastAsia="Arial" w:hAnsi="Arial"/>
+                <w:sz w:val="20"/>
+                <w:szCs w:val="20"/>
+              </w:rPr>
+              <w:br/>
+              <w:t xml:space="preserve"/>
+            </w:r>
+            <w:r>
+              <w:rPr>
+                <w:rFonts w:ascii="Arial" w:cs="Arial" w:eastAsia="Arial" w:hAnsi="Arial"/>
+                <w:sz w:val="20"/>
+                <w:szCs w:val="20"/>
+              </w:rPr>
+              <w:br/>
+              <w:t xml:space="preserve"/>
+            </w:r>
+            <w:r>
+              <w:rPr>
+                <w:rFonts w:ascii="Arial" w:cs="Arial" w:eastAsia="Arial" w:hAnsi="Arial"/>
+                <w:b/>
+                <w:bCs/>
+                <w:i w:val="false"/>
+                <w:iCs w:val="false"/>
+                <w:color w:val="000000"/>
+                <w:sz w:val="20"/>
+                <w:szCs w:val="20"/>
+              </w:rPr>
+              <w:t xml:space="preserve">Key Concepts:</w:t>
+            </w:r>
+            <w:r>
+              <w:rPr>
+                <w:rFonts w:ascii="Arial" w:cs="Arial" w:eastAsia="Arial" w:hAnsi="Arial"/>
+                <w:sz w:val="20"/>
+                <w:szCs w:val="20"/>
+              </w:rPr>
+              <w:br/>
+              <w:t xml:space="preserve"/>
+            </w:r>
+            <w:r>
+              <w:rPr>
+                <w:rFonts w:ascii="Arial" w:cs="Arial" w:eastAsia="Arial" w:hAnsi="Arial"/>
+                <w:b w:val="false"/>
+                <w:bCs w:val="false"/>
+                <w:i w:val="false"/>
+                <w:iCs w:val="false"/>
+                <w:color w:val="000000"/>
+                <w:sz w:val="20"/>
+                <w:szCs w:val="20"/>
+              </w:rPr>
+              <w:t xml:space="preserve">    • Teacher: what is "production quality"? (robust, documented, tested)</w:t>
+            </w:r>
+            <w:r>
+              <w:rPr>
+                <w:rFonts w:ascii="Arial" w:cs="Arial" w:eastAsia="Arial" w:hAnsi="Arial"/>
+                <w:sz w:val="20"/>
+                <w:szCs w:val="20"/>
+              </w:rPr>
+              <w:br/>
+              <w:t xml:space="preserve"/>
+            </w:r>
+            <w:r>
+              <w:rPr>
+                <w:rFonts w:ascii="Arial" w:cs="Arial" w:eastAsia="Arial" w:hAnsi="Arial"/>
+                <w:b w:val="false"/>
+                <w:bCs w:val="false"/>
+                <w:i w:val="false"/>
+                <w:iCs w:val="false"/>
+                <w:color w:val="000000"/>
+                <w:sz w:val="20"/>
+                <w:szCs w:val="20"/>
+              </w:rPr>
+              <w:t xml:space="preserve">    • Focus: error handling, edge cases, user experience</w:t>
+            </w:r>
+            <w:r>
+              <w:rPr>
+                <w:rFonts w:ascii="Arial" w:cs="Arial" w:eastAsia="Arial" w:hAnsi="Arial"/>
+                <w:sz w:val="20"/>
+                <w:szCs w:val="20"/>
+              </w:rPr>
+              <w:br/>
+              <w:t xml:space="preserve"/>
+            </w:r>
+            <w:r>
+              <w:rPr>
+                <w:rFonts w:ascii="Arial" w:cs="Arial" w:eastAsia="Arial" w:hAnsi="Arial"/>
+                <w:b w:val="false"/>
+                <w:bCs w:val="false"/>
+                <w:i w:val="false"/>
+                <w:iCs w:val="false"/>
+                <w:color w:val="000000"/>
+                <w:sz w:val="20"/>
+                <w:szCs w:val="20"/>
+              </w:rPr>
+              <w:t xml:space="preserve">    • Timeline: 4 days to polish, then 2 days to document and present</w:t>
+            </w:r>
+            <w:r>
+              <w:rPr>
+                <w:rFonts w:ascii="Arial" w:cs="Arial" w:eastAsia="Arial" w:hAnsi="Arial"/>
+                <w:sz w:val="20"/>
+                <w:szCs w:val="20"/>
+              </w:rPr>
+              <w:br/>
+              <w:t xml:space="preserve"/>
+            </w:r>
+            <w:r>
+              <w:rPr>
+                <w:rFonts w:ascii="Arial" w:cs="Arial" w:eastAsia="Arial" w:hAnsi="Arial"/>
+                <w:b w:val="false"/>
+                <w:bCs w:val="false"/>
+                <w:i w:val="false"/>
+                <w:iCs w:val="false"/>
+                <w:color w:val="000000"/>
+                <w:sz w:val="20"/>
+                <w:szCs w:val="20"/>
+              </w:rPr>
+              <w:t xml:space="preserve">    • Every input point — what if user enters garbage? Add validation.</w:t>
+            </w:r>
+            <w:r>
+              <w:rPr>
+                <w:rFonts w:ascii="Arial" w:cs="Arial" w:eastAsia="Arial" w:hAnsi="Arial"/>
+                <w:sz w:val="20"/>
+                <w:szCs w:val="20"/>
+              </w:rPr>
+              <w:br/>
+              <w:t xml:space="preserve"/>
+            </w:r>
+            <w:r>
+              <w:rPr>
+                <w:rFonts w:ascii="Arial" w:cs="Arial" w:eastAsia="Arial" w:hAnsi="Arial"/>
+                <w:b w:val="false"/>
+                <w:bCs w:val="false"/>
+                <w:i w:val="false"/>
+                <w:iCs w:val="false"/>
+                <w:color w:val="000000"/>
+                <w:sz w:val="20"/>
+                <w:szCs w:val="20"/>
+              </w:rPr>
+              <w:t xml:space="preserve">    • Every file operation — what if file doesn't exist? Catch it.</w:t>
+            </w:r>
+            <w:r>
+              <w:rPr>
+                <w:rFonts w:ascii="Arial" w:cs="Arial" w:eastAsia="Arial" w:hAnsi="Arial"/>
+                <w:sz w:val="20"/>
+                <w:szCs w:val="20"/>
+              </w:rPr>
+              <w:br/>
+              <w:t xml:space="preserve"/>
+            </w:r>
+            <w:r>
+              <w:rPr>
+                <w:rFonts w:ascii="Arial" w:cs="Arial" w:eastAsia="Arial" w:hAnsi="Arial"/>
+                <w:b w:val="false"/>
+                <w:bCs w:val="false"/>
+                <w:i w:val="false"/>
+                <w:iCs w:val="false"/>
+                <w:color w:val="000000"/>
+                <w:sz w:val="20"/>
+                <w:szCs w:val="20"/>
+              </w:rPr>
+              <w:t xml:space="preserve">    • Every API call — what if server is down? Show error.</w:t>
+            </w:r>
+            <w:r>
+              <w:rPr>
+                <w:rFonts w:ascii="Arial" w:cs="Arial" w:eastAsia="Arial" w:hAnsi="Arial"/>
+                <w:sz w:val="20"/>
+                <w:szCs w:val="20"/>
+              </w:rPr>
+              <w:br/>
+              <w:t xml:space="preserve"/>
+            </w:r>
+            <w:r>
+              <w:rPr>
+                <w:rFonts w:ascii="Arial" w:cs="Arial" w:eastAsia="Arial" w:hAnsi="Arial"/>
+                <w:b w:val="false"/>
+                <w:bCs w:val="false"/>
+                <w:i w:val="false"/>
+                <w:iCs w:val="false"/>
+                <w:color w:val="000000"/>
+                <w:sz w:val="20"/>
+                <w:szCs w:val="20"/>
+              </w:rPr>
+              <w:t xml:space="preserve">    • Every calculation — what if denominator is 0? Guard it.</w:t>
+            </w:r>
+            <w:r>
+              <w:rPr>
+                <w:rFonts w:ascii="Arial" w:cs="Arial" w:eastAsia="Arial" w:hAnsi="Arial"/>
+                <w:sz w:val="20"/>
+                <w:szCs w:val="20"/>
+              </w:rPr>
+              <w:br/>
+              <w:t xml:space="preserve"/>
+            </w:r>
+            <w:r>
+              <w:rPr>
+                <w:rFonts w:ascii="Arial" w:cs="Arial" w:eastAsia="Arial" w:hAnsi="Arial"/>
+                <w:b w:val="false"/>
+                <w:bCs w:val="false"/>
+                <w:i w:val="false"/>
+                <w:iCs w:val="false"/>
+                <w:color w:val="000000"/>
+                <w:sz w:val="20"/>
+                <w:szCs w:val="20"/>
+              </w:rPr>
+              <w:t xml:space="preserve">    • Empty input (hit Enter without typing)</w:t>
+            </w:r>
+            <w:r>
+              <w:rPr>
+                <w:rFonts w:ascii="Arial" w:cs="Arial" w:eastAsia="Arial" w:hAnsi="Arial"/>
+                <w:sz w:val="20"/>
+                <w:szCs w:val="20"/>
+              </w:rPr>
+              <w:br/>
+              <w:t xml:space="preserve"/>
+            </w:r>
+            <w:r>
+              <w:rPr>
+                <w:rFonts w:ascii="Arial" w:cs="Arial" w:eastAsia="Arial" w:hAnsi="Arial"/>
+                <w:sz w:val="20"/>
+                <w:szCs w:val="20"/>
+              </w:rPr>
+              <w:br/>
+              <w:t xml:space="preserve"/>
+            </w:r>
+            <w:r>
+              <w:rPr>
+                <w:rFonts w:ascii="Arial" w:cs="Arial" w:eastAsia="Arial" w:hAnsi="Arial"/>
+                <w:b/>
+                <w:bCs/>
+                <w:i w:val="false"/>
+                <w:iCs w:val="false"/>
+                <w:color w:val="000000"/>
+                <w:sz w:val="20"/>
+                <w:szCs w:val="20"/>
+              </w:rPr>
+              <w:t xml:space="preserve">Vocabulary: </w:t>
+            </w:r>
+            <w:r>
+              <w:rPr>
+                <w:rFonts w:ascii="Arial" w:cs="Arial" w:eastAsia="Arial" w:hAnsi="Arial"/>
+                <w:b w:val="false"/>
+                <w:bCs w:val="false"/>
+                <w:i w:val="false"/>
+                <w:iCs w:val="false"/>
+                <w:color w:val="000000"/>
+                <w:sz w:val="20"/>
+                <w:szCs w:val="20"/>
+              </w:rPr>
+              <w:t xml:space="preserve">Minutes 0-5, Sprint 3 Overview, Minutes 5-50, Systematic Error Handling &amp; Testing, Every input point, Every file operation</w:t>
+            </w:r>
+            <w:r>
+              <w:rPr>
+                <w:rFonts w:ascii="Arial" w:cs="Arial" w:eastAsia="Arial" w:hAnsi="Arial"/>
+                <w:sz w:val="20"/>
+                <w:szCs w:val="20"/>
+              </w:rPr>
+              <w:br/>
+              <w:t xml:space="preserve"/>
+            </w:r>
+            <w:r>
+              <w:rPr>
+                <w:rFonts w:ascii="Arial" w:cs="Arial" w:eastAsia="Arial" w:hAnsi="Arial"/>
+                <w:sz w:val="20"/>
+                <w:szCs w:val="20"/>
+              </w:rPr>
+              <w:br/>
+              <w:t xml:space="preserve"/>
+            </w:r>
+            <w:r>
+              <w:rPr>
+                <w:rFonts w:ascii="Arial" w:cs="Arial" w:eastAsia="Arial" w:hAnsi="Arial"/>
                 <w:b/>
                 <w:bCs/>
                 <w:i/>
@@ -561,7 +931,7 @@
                 <w:sz w:val="20"/>
                 <w:szCs w:val="20"/>
               </w:rPr>
-              <w:t xml:space="preserve">15–20 min</w:t>
+              <w:t xml:space="preserve">15 min</w:t>
             </w:r>
           </w:p>
         </w:tc>
@@ -596,7 +966,16 @@
                 <w:sz w:val="22"/>
                 <w:szCs w:val="22"/>
               </w:rPr>
-              <w:t xml:space="preserve">Independent Practice / Code Along</w:t>
+              <w:t xml:space="preserve">Guided Practice</w:t>
+            </w:r>
+            <w:r>
+              <w:rPr>
+                <w:rFonts w:ascii="Arial" w:cs="Arial" w:eastAsia="Arial" w:hAnsi="Arial"/>
+                <w:sz w:val="20"/>
+                <w:szCs w:val="20"/>
+              </w:rPr>
+              <w:br/>
+              <w:t xml:space="preserve"/>
             </w:r>
             <w:r>
               <w:rPr>
@@ -618,7 +997,12 @@
                 <w:sz w:val="20"/>
                 <w:szCs w:val="20"/>
               </w:rPr>
-              <w:t xml:space="preserve">    Work through problems from the day's exercise set.</w:t>
+              <w:t xml:space="preserve">- [ ] Input validation added to all user inputs
+- [ ] File operations protected with try/except
+- [ ] Edge cases identified and handled
+- [ ] Error messages are helpful and clear
+- [ ] App doesn't crash on bad input
+- [ ] Code committed/saved</w:t>
             </w:r>
             <w:r>
               <w:rPr>
@@ -649,7 +1033,7 @@
                 <w:sz w:val="20"/>
                 <w:szCs w:val="20"/>
               </w:rPr>
-              <w:t xml:space="preserve">→ Teacher circulates — offer hints, check for understanding.</w:t>
+              <w:t xml:space="preserve">→ Teacher models — students try alongside, then compare results.</w:t>
             </w:r>
           </w:p>
         </w:tc>
@@ -680,7 +1064,7 @@
                 <w:sz w:val="20"/>
                 <w:szCs w:val="20"/>
               </w:rPr>
-              <w:t xml:space="preserve">5 min</w:t>
+              <w:t xml:space="preserve">15–20 min</w:t>
             </w:r>
           </w:p>
         </w:tc>
@@ -715,16 +1099,7 @@
                 <w:sz w:val="22"/>
                 <w:szCs w:val="22"/>
               </w:rPr>
-              <w:t xml:space="preserve">Exit Ticket / Wrap-Up</w:t>
-            </w:r>
-            <w:r>
-              <w:rPr>
-                <w:rFonts w:ascii="Arial" w:cs="Arial" w:eastAsia="Arial" w:hAnsi="Arial"/>
-                <w:sz w:val="20"/>
-                <w:szCs w:val="20"/>
-              </w:rPr>
-              <w:br/>
-              <w:t xml:space="preserve"/>
+              <w:t xml:space="preserve">Independent Practice / Code Along</w:t>
             </w:r>
             <w:r>
               <w:rPr>
@@ -746,7 +1121,29 @@
                 <w:sz w:val="20"/>
                 <w:szCs w:val="20"/>
               </w:rPr>
-              <w:t xml:space="preserve">Name one new thing you learned about Sprint 3 Begins – Polish, Error Handling &amp; Edge Cases today and one question you still have.</w:t>
+              <w:t xml:space="preserve">    Students work independently on their projects, following the checklist.</w:t>
+            </w:r>
+            <w:r>
+              <w:rPr>
+                <w:rFonts w:ascii="Arial" w:cs="Arial" w:eastAsia="Arial" w:hAnsi="Arial"/>
+                <w:sz w:val="20"/>
+                <w:szCs w:val="20"/>
+              </w:rPr>
+              <w:br/>
+              <w:t xml:space="preserve"/>
+            </w:r>
+            <w:r>
+              <w:rPr>
+                <w:rFonts w:ascii="Arial" w:cs="Arial" w:eastAsia="Arial" w:hAnsi="Arial"/>
+                <w:b w:val="false"/>
+                <w:bCs w:val="false"/>
+                <w:i w:val="false"/>
+                <w:iCs w:val="false"/>
+                <w:color w:val="000000"/>
+                <w:sz w:val="20"/>
+                <w:szCs w:val="20"/>
+              </w:rPr>
+              <w:t xml:space="preserve">    Check in with each student to review progress and unblock issues.</w:t>
             </w:r>
             <w:r>
               <w:rPr>
@@ -777,6 +1174,134 @@
                 <w:sz w:val="20"/>
                 <w:szCs w:val="20"/>
               </w:rPr>
+              <w:t xml:space="preserve">→ Teacher circulates — offer hints, check for understanding.</w:t>
+            </w:r>
+          </w:p>
+        </w:tc>
+      </w:tr>
+      <w:tr>
+        <w:tc>
+          <w:tcPr>
+            <w:tcW w:type="dxa" w:w="1800"/>
+            <w:tcBorders>
+              <w:top w:val="single" w:color="CCCCCC" w:sz="1"/>
+              <w:left w:val="single" w:color="CCCCCC" w:sz="1"/>
+              <w:bottom w:val="single" w:color="CCCCCC" w:sz="1"/>
+              <w:right w:val="single" w:color="CCCCCC" w:sz="1"/>
+            </w:tcBorders>
+            <w:tcMar>
+              <w:top w:type="dxa" w:w="80"/>
+              <w:left w:type="dxa" w:w="120"/>
+              <w:bottom w:type="dxa" w:w="80"/>
+              <w:right w:type="dxa" w:w="120"/>
+            </w:tcMar>
+          </w:tcPr>
+          <w:p>
+            <w:r>
+              <w:rPr>
+                <w:rFonts w:ascii="Arial" w:cs="Arial" w:eastAsia="Arial" w:hAnsi="Arial"/>
+                <w:b/>
+                <w:bCs/>
+                <w:sz w:val="20"/>
+                <w:szCs w:val="20"/>
+              </w:rPr>
+              <w:t xml:space="preserve">5 min</w:t>
+            </w:r>
+          </w:p>
+        </w:tc>
+        <w:tc>
+          <w:tcPr>
+            <w:tcW w:type="dxa" w:w="7560"/>
+            <w:tcBorders>
+              <w:top w:val="single" w:color="CCCCCC" w:sz="1"/>
+              <w:left w:val="single" w:color="CCCCCC" w:sz="1"/>
+              <w:bottom w:val="single" w:color="CCCCCC" w:sz="1"/>
+              <w:right w:val="single" w:color="CCCCCC" w:sz="1"/>
+            </w:tcBorders>
+            <w:tcMar>
+              <w:top w:type="dxa" w:w="80"/>
+              <w:left w:type="dxa" w:w="120"/>
+              <w:bottom w:type="dxa" w:w="80"/>
+              <w:right w:type="dxa" w:w="120"/>
+            </w:tcMar>
+          </w:tcPr>
+          <w:p>
+            <w:pPr>
+              <w:spacing w:after="80" w:before="80"/>
+            </w:pPr>
+            <w:r>
+              <w:rPr>
+                <w:rFonts w:ascii="Arial" w:cs="Arial" w:eastAsia="Arial" w:hAnsi="Arial"/>
+                <w:b/>
+                <w:bCs/>
+                <w:i w:val="false"/>
+                <w:iCs w:val="false"/>
+                <w:color w:val="000000"/>
+                <w:sz w:val="22"/>
+                <w:szCs w:val="22"/>
+              </w:rPr>
+              <w:t xml:space="preserve">Exit Ticket / Wrap-Up</w:t>
+            </w:r>
+            <w:r>
+              <w:rPr>
+                <w:rFonts w:ascii="Arial" w:cs="Arial" w:eastAsia="Arial" w:hAnsi="Arial"/>
+                <w:sz w:val="20"/>
+                <w:szCs w:val="20"/>
+              </w:rPr>
+              <w:br/>
+              <w:t xml:space="preserve"/>
+            </w:r>
+            <w:r>
+              <w:rPr>
+                <w:rFonts w:ascii="Arial" w:cs="Arial" w:eastAsia="Arial" w:hAnsi="Arial"/>
+                <w:sz w:val="20"/>
+                <w:szCs w:val="20"/>
+              </w:rPr>
+              <w:br/>
+              <w:t xml:space="preserve"/>
+            </w:r>
+            <w:r>
+              <w:rPr>
+                <w:rFonts w:ascii="Arial" w:cs="Arial" w:eastAsia="Arial" w:hAnsi="Arial"/>
+                <w:b w:val="false"/>
+                <w:bCs w:val="false"/>
+                <w:i w:val="false"/>
+                <w:iCs w:val="false"/>
+                <w:color w:val="000000"/>
+                <w:sz w:val="20"/>
+                <w:szCs w:val="20"/>
+              </w:rPr>
+              <w:t xml:space="preserve">Name one new thing you learned about Sprint 3 Begins – Polish, Error Handling &amp; Edge Cases today and one question you still have.</w:t>
+            </w:r>
+            <w:r>
+              <w:rPr>
+                <w:rFonts w:ascii="Arial" w:cs="Arial" w:eastAsia="Arial" w:hAnsi="Arial"/>
+                <w:sz w:val="20"/>
+                <w:szCs w:val="20"/>
+              </w:rPr>
+              <w:br/>
+              <w:t xml:space="preserve"/>
+            </w:r>
+            <w:r>
+              <w:rPr>
+                <w:rFonts w:ascii="Arial" w:cs="Arial" w:eastAsia="Arial" w:hAnsi="Arial"/>
+                <w:sz w:val="20"/>
+                <w:szCs w:val="20"/>
+              </w:rPr>
+              <w:br/>
+              <w:t xml:space="preserve"/>
+            </w:r>
+            <w:r>
+              <w:rPr>
+                <w:rFonts w:ascii="Arial" w:cs="Arial" w:eastAsia="Arial" w:hAnsi="Arial"/>
+                <w:b w:val="false"/>
+                <w:bCs w:val="false"/>
+                <w:i/>
+                <w:iCs/>
+                <w:color w:val="555555"/>
+                <w:sz w:val="20"/>
+                <w:szCs w:val="20"/>
+              </w:rPr>
               <w:t xml:space="preserve">→ 3–2–1: Name 3 things learned, 2 new vocab words, 1 question you still have.</w:t>
             </w:r>
           </w:p>
@@ -786,6 +1311,695 @@
     <w:p>
       <w:pPr>
         <w:spacing w:after="200"/>
+      </w:pPr>
+    </w:p>
+    <w:p>
+      <w:pPr>
+        <w:pBdr>
+          <w:bottom w:val="single" w:color="1B7A4A" w:sz="4" w:space="4"/>
+        </w:pBdr>
+        <w:spacing w:after="100" w:before="120"/>
+      </w:pPr>
+      <w:r>
+        <w:rPr>
+          <w:rFonts w:ascii="Arial" w:cs="Arial" w:eastAsia="Arial" w:hAnsi="Arial"/>
+          <w:b/>
+          <w:bCs/>
+          <w:color w:val="1B7A4A"/>
+          <w:sz w:val="24"/>
+          <w:szCs w:val="24"/>
+        </w:rPr>
+        <w:t xml:space="preserve">Key Concepts</w:t>
+      </w:r>
+    </w:p>
+    <w:p>
+      <w:pPr>
+        <w:spacing w:after="60"/>
+      </w:pPr>
+      <w:r>
+        <w:rPr>
+          <w:rFonts w:ascii="Arial" w:cs="Arial" w:eastAsia="Arial" w:hAnsi="Arial"/>
+          <w:sz w:val="20"/>
+          <w:szCs w:val="20"/>
+        </w:rPr>
+        <w:t xml:space="preserve">You've built features; now polish them. Sprint 3 is about making your app robust and professional. It should handle mistakes gracefully, communicate clearly, and never crash. By the time you present, users should feel confident using your software.</w:t>
+      </w:r>
+    </w:p>
+    <w:p>
+      <w:pPr>
+        <w:spacing w:after="60"/>
+      </w:pPr>
+      <w:r>
+        <w:rPr>
+          <w:rFonts w:ascii="Arial" w:cs="Arial" w:eastAsia="Arial" w:hAnsi="Arial"/>
+          <w:sz w:val="20"/>
+          <w:szCs w:val="20"/>
+        </w:rPr>
+        <w:t xml:space="preserve">Minutes 0-5: Sprint 3 Overview</w:t>
+      </w:r>
+    </w:p>
+    <w:p>
+      <w:pPr>
+        <w:spacing w:after="60"/>
+        <w:ind w:left="360"/>
+      </w:pPr>
+      <w:r>
+        <w:rPr>
+          <w:rFonts w:ascii="Arial" w:cs="Arial" w:eastAsia="Arial" w:hAnsi="Arial"/>
+          <w:sz w:val="20"/>
+          <w:szCs w:val="20"/>
+        </w:rPr>
+        <w:t xml:space="preserve">• </w:t>
+      </w:r>
+      <w:r>
+        <w:rPr>
+          <w:rFonts w:ascii="Arial" w:cs="Arial" w:eastAsia="Arial" w:hAnsi="Arial"/>
+          <w:sz w:val="20"/>
+          <w:szCs w:val="20"/>
+        </w:rPr>
+        <w:t xml:space="preserve">Teacher: what is "production quality"? (robust, documented, tested)</w:t>
+      </w:r>
+    </w:p>
+    <w:p>
+      <w:pPr>
+        <w:spacing w:after="60"/>
+        <w:ind w:left="360"/>
+      </w:pPr>
+      <w:r>
+        <w:rPr>
+          <w:rFonts w:ascii="Arial" w:cs="Arial" w:eastAsia="Arial" w:hAnsi="Arial"/>
+          <w:sz w:val="20"/>
+          <w:szCs w:val="20"/>
+        </w:rPr>
+        <w:t xml:space="preserve">• </w:t>
+      </w:r>
+      <w:r>
+        <w:rPr>
+          <w:rFonts w:ascii="Arial" w:cs="Arial" w:eastAsia="Arial" w:hAnsi="Arial"/>
+          <w:sz w:val="20"/>
+          <w:szCs w:val="20"/>
+        </w:rPr>
+        <w:t xml:space="preserve">Focus: error handling, edge cases, user experience</w:t>
+      </w:r>
+    </w:p>
+    <w:p>
+      <w:pPr>
+        <w:spacing w:after="60"/>
+        <w:ind w:left="360"/>
+      </w:pPr>
+      <w:r>
+        <w:rPr>
+          <w:rFonts w:ascii="Arial" w:cs="Arial" w:eastAsia="Arial" w:hAnsi="Arial"/>
+          <w:sz w:val="20"/>
+          <w:szCs w:val="20"/>
+        </w:rPr>
+        <w:t xml:space="preserve">• </w:t>
+      </w:r>
+      <w:r>
+        <w:rPr>
+          <w:rFonts w:ascii="Arial" w:cs="Arial" w:eastAsia="Arial" w:hAnsi="Arial"/>
+          <w:sz w:val="20"/>
+          <w:szCs w:val="20"/>
+        </w:rPr>
+        <w:t xml:space="preserve">Timeline: 4 days to polish, then 2 days to document and present</w:t>
+      </w:r>
+    </w:p>
+    <w:p>
+      <w:pPr>
+        <w:spacing w:after="60"/>
+      </w:pPr>
+      <w:r>
+        <w:rPr>
+          <w:rFonts w:ascii="Arial" w:cs="Arial" w:eastAsia="Arial" w:hAnsi="Arial"/>
+          <w:sz w:val="20"/>
+          <w:szCs w:val="20"/>
+        </w:rPr>
+        <w:t xml:space="preserve">Minutes 5-50: Systematic Error Handling &amp; Testing</w:t>
+      </w:r>
+    </w:p>
+    <w:p>
+      <w:pPr>
+        <w:spacing w:after="60"/>
+      </w:pPr>
+      <w:r>
+        <w:rPr>
+          <w:rFonts w:ascii="Arial" w:cs="Arial" w:eastAsia="Arial" w:hAnsi="Arial"/>
+          <w:sz w:val="20"/>
+          <w:szCs w:val="20"/>
+        </w:rPr>
+        <w:t xml:space="preserve">Work through your app systematically:</w:t>
+      </w:r>
+    </w:p>
+    <w:p>
+      <w:pPr>
+        <w:spacing w:after="60"/>
+      </w:pPr>
+      <w:r>
+        <w:rPr>
+          <w:rFonts w:ascii="Arial" w:cs="Arial" w:eastAsia="Arial" w:hAnsi="Arial"/>
+          <w:sz w:val="20"/>
+          <w:szCs w:val="20"/>
+        </w:rPr>
+        <w:t xml:space="preserve">1. Every input point — what if user enters garbage? Add validation.</w:t>
+      </w:r>
+    </w:p>
+    <w:p>
+      <w:pPr>
+        <w:spacing w:after="60"/>
+      </w:pPr>
+      <w:r>
+        <w:rPr>
+          <w:rFonts w:ascii="Arial" w:cs="Arial" w:eastAsia="Arial" w:hAnsi="Arial"/>
+          <w:sz w:val="20"/>
+          <w:szCs w:val="20"/>
+        </w:rPr>
+        <w:t xml:space="preserve">2. Every file operation — what if file doesn't exist? Catch it.</w:t>
+      </w:r>
+    </w:p>
+    <w:p>
+      <w:pPr>
+        <w:spacing w:after="60"/>
+      </w:pPr>
+      <w:r>
+        <w:rPr>
+          <w:rFonts w:ascii="Arial" w:cs="Arial" w:eastAsia="Arial" w:hAnsi="Arial"/>
+          <w:sz w:val="20"/>
+          <w:szCs w:val="20"/>
+        </w:rPr>
+        <w:t xml:space="preserve">3. Every API call — what if server is down? Show error.</w:t>
+      </w:r>
+    </w:p>
+    <w:p>
+      <w:pPr>
+        <w:spacing w:after="60"/>
+      </w:pPr>
+      <w:r>
+        <w:rPr>
+          <w:rFonts w:ascii="Arial" w:cs="Arial" w:eastAsia="Arial" w:hAnsi="Arial"/>
+          <w:sz w:val="20"/>
+          <w:szCs w:val="20"/>
+        </w:rPr>
+        <w:t xml:space="preserve">4. Every calculation — what if denominator is 0? Guard it.</w:t>
+      </w:r>
+    </w:p>
+    <w:p>
+      <w:pPr>
+        <w:spacing w:after="60"/>
+      </w:pPr>
+      <w:r>
+        <w:rPr>
+          <w:rFonts w:ascii="Arial" w:cs="Arial" w:eastAsia="Arial" w:hAnsi="Arial"/>
+          <w:sz w:val="20"/>
+          <w:szCs w:val="20"/>
+        </w:rPr>
+        <w:t xml:space="preserve">Test scenarios:</w:t>
+      </w:r>
+    </w:p>
+    <w:p>
+      <w:pPr>
+        <w:spacing w:after="60"/>
+        <w:ind w:left="360"/>
+      </w:pPr>
+      <w:r>
+        <w:rPr>
+          <w:rFonts w:ascii="Arial" w:cs="Arial" w:eastAsia="Arial" w:hAnsi="Arial"/>
+          <w:sz w:val="20"/>
+          <w:szCs w:val="20"/>
+        </w:rPr>
+        <w:t xml:space="preserve">• </w:t>
+      </w:r>
+      <w:r>
+        <w:rPr>
+          <w:rFonts w:ascii="Arial" w:cs="Arial" w:eastAsia="Arial" w:hAnsi="Arial"/>
+          <w:sz w:val="20"/>
+          <w:szCs w:val="20"/>
+        </w:rPr>
+        <w:t xml:space="preserve">Empty input (hit Enter without typing)</w:t>
+      </w:r>
+    </w:p>
+    <w:p>
+      <w:pPr>
+        <w:spacing w:after="60"/>
+        <w:ind w:left="360"/>
+      </w:pPr>
+      <w:r>
+        <w:rPr>
+          <w:rFonts w:ascii="Arial" w:cs="Arial" w:eastAsia="Arial" w:hAnsi="Arial"/>
+          <w:sz w:val="20"/>
+          <w:szCs w:val="20"/>
+        </w:rPr>
+        <w:t xml:space="preserve">• </w:t>
+      </w:r>
+      <w:r>
+        <w:rPr>
+          <w:rFonts w:ascii="Arial" w:cs="Arial" w:eastAsia="Arial" w:hAnsi="Arial"/>
+          <w:sz w:val="20"/>
+          <w:szCs w:val="20"/>
+        </w:rPr>
+        <w:t xml:space="preserve">Wrong type (type letters when asked for number)</w:t>
+      </w:r>
+    </w:p>
+    <w:p>
+      <w:pPr>
+        <w:spacing w:after="60"/>
+        <w:ind w:left="360"/>
+      </w:pPr>
+      <w:r>
+        <w:rPr>
+          <w:rFonts w:ascii="Arial" w:cs="Arial" w:eastAsia="Arial" w:hAnsi="Arial"/>
+          <w:sz w:val="20"/>
+          <w:szCs w:val="20"/>
+        </w:rPr>
+        <w:t xml:space="preserve">• </w:t>
+      </w:r>
+      <w:r>
+        <w:rPr>
+          <w:rFonts w:ascii="Arial" w:cs="Arial" w:eastAsia="Arial" w:hAnsi="Arial"/>
+          <w:sz w:val="20"/>
+          <w:szCs w:val="20"/>
+        </w:rPr>
+        <w:t xml:space="preserve">Out of range (GPA of 10, negative student ID)</w:t>
+      </w:r>
+    </w:p>
+    <w:p>
+      <w:pPr>
+        <w:spacing w:after="60"/>
+        <w:ind w:left="360"/>
+      </w:pPr>
+      <w:r>
+        <w:rPr>
+          <w:rFonts w:ascii="Arial" w:cs="Arial" w:eastAsia="Arial" w:hAnsi="Arial"/>
+          <w:sz w:val="20"/>
+          <w:szCs w:val="20"/>
+        </w:rPr>
+        <w:t xml:space="preserve">• </w:t>
+      </w:r>
+      <w:r>
+        <w:rPr>
+          <w:rFonts w:ascii="Arial" w:cs="Arial" w:eastAsia="Arial" w:hAnsi="Arial"/>
+          <w:sz w:val="20"/>
+          <w:szCs w:val="20"/>
+        </w:rPr>
+        <w:t xml:space="preserve">Missing files, slow networks, corrupted data</w:t>
+      </w:r>
+    </w:p>
+    <w:p>
+      <w:pPr>
+        <w:spacing w:after="60"/>
+      </w:pPr>
+      <w:r>
+        <w:rPr>
+          <w:rFonts w:ascii="Arial" w:cs="Arial" w:eastAsia="Arial" w:hAnsi="Arial"/>
+          <w:sz w:val="20"/>
+          <w:szCs w:val="20"/>
+        </w:rPr>
+        <w:t xml:space="preserve">Minutes 50-55: Wrap-up &amp; Save</w:t>
+      </w:r>
+    </w:p>
+    <w:p>
+      <w:pPr>
+        <w:spacing w:after="60"/>
+        <w:ind w:left="360"/>
+      </w:pPr>
+      <w:r>
+        <w:rPr>
+          <w:rFonts w:ascii="Arial" w:cs="Arial" w:eastAsia="Arial" w:hAnsi="Arial"/>
+          <w:sz w:val="20"/>
+          <w:szCs w:val="20"/>
+        </w:rPr>
+        <w:t xml:space="preserve">• </w:t>
+      </w:r>
+      <w:r>
+        <w:rPr>
+          <w:rFonts w:ascii="Arial" w:cs="Arial" w:eastAsia="Arial" w:hAnsi="Arial"/>
+          <w:sz w:val="20"/>
+          <w:szCs w:val="20"/>
+        </w:rPr>
+        <w:t xml:space="preserve">Commit improvements with messages like "Add validation for GPA input"</w:t>
+      </w:r>
+    </w:p>
+    <w:p>
+      <w:pPr>
+        <w:spacing w:after="60"/>
+        <w:ind w:left="360"/>
+      </w:pPr>
+      <w:r>
+        <w:rPr>
+          <w:rFonts w:ascii="Arial" w:cs="Arial" w:eastAsia="Arial" w:hAnsi="Arial"/>
+          <w:sz w:val="20"/>
+          <w:szCs w:val="20"/>
+        </w:rPr>
+        <w:t xml:space="preserve">• </w:t>
+      </w:r>
+      <w:r>
+        <w:rPr>
+          <w:rFonts w:ascii="Arial" w:cs="Arial" w:eastAsia="Arial" w:hAnsi="Arial"/>
+          <w:sz w:val="20"/>
+          <w:szCs w:val="20"/>
+        </w:rPr>
+        <w:t xml:space="preserve">Update progress</w:t>
+      </w:r>
+    </w:p>
+    <w:p>
+      <w:pPr>
+        <w:spacing w:after="60"/>
+      </w:pPr>
+      <w:r>
+        <w:rPr>
+          <w:rFonts w:ascii="Arial" w:cs="Arial" w:eastAsia="Arial" w:hAnsi="Arial"/>
+          <w:sz w:val="20"/>
+          <w:szCs w:val="20"/>
+        </w:rPr>
+        <w:t xml:space="preserve">Pattern 1: Input Validation</w:t>
+      </w:r>
+    </w:p>
+    <w:p>
+      <w:pPr>
+        <w:spacing w:after="60"/>
+      </w:pPr>
+      <w:r>
+        <w:rPr>
+          <w:rFonts w:ascii="Arial" w:cs="Arial" w:eastAsia="Arial" w:hAnsi="Arial"/>
+          <w:sz w:val="20"/>
+          <w:szCs w:val="20"/>
+        </w:rPr>
+        <w:t xml:space="preserve">Pattern 2: File Operations</w:t>
+      </w:r>
+    </w:p>
+    <w:p>
+      <w:pPr>
+        <w:spacing w:after="60"/>
+      </w:pPr>
+      <w:r>
+        <w:rPr>
+          <w:rFonts w:ascii="Arial" w:cs="Arial" w:eastAsia="Arial" w:hAnsi="Arial"/>
+          <w:sz w:val="20"/>
+          <w:szCs w:val="20"/>
+        </w:rPr>
+        <w:t xml:space="preserve">Pattern 3: API Calls</w:t>
+      </w:r>
+    </w:p>
+    <w:p>
+      <w:pPr>
+        <w:spacing w:after="60"/>
+      </w:pPr>
+      <w:r>
+        <w:rPr>
+          <w:rFonts w:ascii="Arial" w:cs="Arial" w:eastAsia="Arial" w:hAnsi="Arial"/>
+          <w:sz w:val="20"/>
+          <w:szCs w:val="20"/>
+        </w:rPr>
+        <w:t xml:space="preserve">Pattern 4: Guard Against Bad Calculations</w:t>
+      </w:r>
+    </w:p>
+    <w:p>
+      <w:pPr>
+        <w:spacing w:after="60"/>
+      </w:pPr>
+      <w:r>
+        <w:rPr>
+          <w:rFonts w:ascii="Arial" w:cs="Arial" w:eastAsia="Arial" w:hAnsi="Arial"/>
+          <w:sz w:val="20"/>
+          <w:szCs w:val="20"/>
+        </w:rPr>
+        <w:t xml:space="preserve">Go through your app and handle:</w:t>
+      </w:r>
+    </w:p>
+    <w:p>
+      <w:pPr>
+        <w:spacing w:after="60"/>
+        <w:ind w:left="360"/>
+      </w:pPr>
+      <w:r>
+        <w:rPr>
+          <w:rFonts w:ascii="Arial" w:cs="Arial" w:eastAsia="Arial" w:hAnsi="Arial"/>
+          <w:sz w:val="20"/>
+          <w:szCs w:val="20"/>
+        </w:rPr>
+        <w:t xml:space="preserve">• </w:t>
+      </w:r>
+      <w:r>
+        <w:rPr>
+          <w:rFonts w:ascii="Arial" w:cs="Arial" w:eastAsia="Arial" w:hAnsi="Arial"/>
+          <w:sz w:val="20"/>
+          <w:szCs w:val="20"/>
+        </w:rPr>
+        <w:t xml:space="preserve">[ ] Empty lists/datasets</w:t>
+      </w:r>
+    </w:p>
+    <w:p>
+      <w:pPr>
+        <w:spacing w:after="60"/>
+        <w:ind w:left="360"/>
+      </w:pPr>
+      <w:r>
+        <w:rPr>
+          <w:rFonts w:ascii="Arial" w:cs="Arial" w:eastAsia="Arial" w:hAnsi="Arial"/>
+          <w:sz w:val="20"/>
+          <w:szCs w:val="20"/>
+        </w:rPr>
+        <w:t xml:space="preserve">• </w:t>
+      </w:r>
+      <w:r>
+        <w:rPr>
+          <w:rFonts w:ascii="Arial" w:cs="Arial" w:eastAsia="Arial" w:hAnsi="Arial"/>
+          <w:sz w:val="20"/>
+          <w:szCs w:val="20"/>
+        </w:rPr>
+        <w:t xml:space="preserve">[ ] Single item (not just multiple)</w:t>
+      </w:r>
+    </w:p>
+    <w:p>
+      <w:pPr>
+        <w:spacing w:after="60"/>
+        <w:ind w:left="360"/>
+      </w:pPr>
+      <w:r>
+        <w:rPr>
+          <w:rFonts w:ascii="Arial" w:cs="Arial" w:eastAsia="Arial" w:hAnsi="Arial"/>
+          <w:sz w:val="20"/>
+          <w:szCs w:val="20"/>
+        </w:rPr>
+        <w:t xml:space="preserve">• </w:t>
+      </w:r>
+      <w:r>
+        <w:rPr>
+          <w:rFonts w:ascii="Arial" w:cs="Arial" w:eastAsia="Arial" w:hAnsi="Arial"/>
+          <w:sz w:val="20"/>
+          <w:szCs w:val="20"/>
+        </w:rPr>
+        <w:t xml:space="preserve">[ ] Zero or negative numbers</w:t>
+      </w:r>
+    </w:p>
+    <w:p>
+      <w:pPr>
+        <w:spacing w:after="60"/>
+        <w:ind w:left="360"/>
+      </w:pPr>
+      <w:r>
+        <w:rPr>
+          <w:rFonts w:ascii="Arial" w:cs="Arial" w:eastAsia="Arial" w:hAnsi="Arial"/>
+          <w:sz w:val="20"/>
+          <w:szCs w:val="20"/>
+        </w:rPr>
+        <w:t xml:space="preserve">• </w:t>
+      </w:r>
+      <w:r>
+        <w:rPr>
+          <w:rFonts w:ascii="Arial" w:cs="Arial" w:eastAsia="Arial" w:hAnsi="Arial"/>
+          <w:sz w:val="20"/>
+          <w:szCs w:val="20"/>
+        </w:rPr>
+        <w:t xml:space="preserve">[ ] Very large numbers</w:t>
+      </w:r>
+    </w:p>
+    <w:p>
+      <w:pPr>
+        <w:spacing w:after="60"/>
+        <w:ind w:left="360"/>
+      </w:pPr>
+      <w:r>
+        <w:rPr>
+          <w:rFonts w:ascii="Arial" w:cs="Arial" w:eastAsia="Arial" w:hAnsi="Arial"/>
+          <w:sz w:val="20"/>
+          <w:szCs w:val="20"/>
+        </w:rPr>
+        <w:t xml:space="preserve">• </w:t>
+      </w:r>
+      <w:r>
+        <w:rPr>
+          <w:rFonts w:ascii="Arial" w:cs="Arial" w:eastAsia="Arial" w:hAnsi="Arial"/>
+          <w:sz w:val="20"/>
+          <w:szCs w:val="20"/>
+        </w:rPr>
+        <w:t xml:space="preserve">[ ] Special characters in text</w:t>
+      </w:r>
+    </w:p>
+    <w:p>
+      <w:pPr>
+        <w:spacing w:after="60"/>
+        <w:ind w:left="360"/>
+      </w:pPr>
+      <w:r>
+        <w:rPr>
+          <w:rFonts w:ascii="Arial" w:cs="Arial" w:eastAsia="Arial" w:hAnsi="Arial"/>
+          <w:sz w:val="20"/>
+          <w:szCs w:val="20"/>
+        </w:rPr>
+        <w:t xml:space="preserve">• </w:t>
+      </w:r>
+      <w:r>
+        <w:rPr>
+          <w:rFonts w:ascii="Arial" w:cs="Arial" w:eastAsia="Arial" w:hAnsi="Arial"/>
+          <w:sz w:val="20"/>
+          <w:szCs w:val="20"/>
+        </w:rPr>
+        <w:t xml:space="preserve">[ ] Whitespace (leading/trailing spaces)</w:t>
+      </w:r>
+    </w:p>
+    <w:p>
+      <w:pPr>
+        <w:spacing w:after="60"/>
+        <w:ind w:left="360"/>
+      </w:pPr>
+      <w:r>
+        <w:rPr>
+          <w:rFonts w:ascii="Arial" w:cs="Arial" w:eastAsia="Arial" w:hAnsi="Arial"/>
+          <w:sz w:val="20"/>
+          <w:szCs w:val="20"/>
+        </w:rPr>
+        <w:t xml:space="preserve">• </w:t>
+      </w:r>
+      <w:r>
+        <w:rPr>
+          <w:rFonts w:ascii="Arial" w:cs="Arial" w:eastAsia="Arial" w:hAnsi="Arial"/>
+          <w:sz w:val="20"/>
+          <w:szCs w:val="20"/>
+        </w:rPr>
+        <w:t xml:space="preserve">[ ] Missing files</w:t>
+      </w:r>
+    </w:p>
+    <w:p>
+      <w:pPr>
+        <w:spacing w:after="60"/>
+        <w:ind w:left="360"/>
+      </w:pPr>
+      <w:r>
+        <w:rPr>
+          <w:rFonts w:ascii="Arial" w:cs="Arial" w:eastAsia="Arial" w:hAnsi="Arial"/>
+          <w:sz w:val="20"/>
+          <w:szCs w:val="20"/>
+        </w:rPr>
+        <w:t xml:space="preserve">• </w:t>
+      </w:r>
+      <w:r>
+        <w:rPr>
+          <w:rFonts w:ascii="Arial" w:cs="Arial" w:eastAsia="Arial" w:hAnsi="Arial"/>
+          <w:sz w:val="20"/>
+          <w:szCs w:val="20"/>
+        </w:rPr>
+        <w:t xml:space="preserve">[ ] Corrupted data</w:t>
+      </w:r>
+    </w:p>
+    <w:p>
+      <w:pPr>
+        <w:spacing w:after="60"/>
+        <w:ind w:left="360"/>
+      </w:pPr>
+      <w:r>
+        <w:rPr>
+          <w:rFonts w:ascii="Arial" w:cs="Arial" w:eastAsia="Arial" w:hAnsi="Arial"/>
+          <w:sz w:val="20"/>
+          <w:szCs w:val="20"/>
+        </w:rPr>
+        <w:t xml:space="preserve">• </w:t>
+      </w:r>
+      <w:r>
+        <w:rPr>
+          <w:rFonts w:ascii="Arial" w:cs="Arial" w:eastAsia="Arial" w:hAnsi="Arial"/>
+          <w:sz w:val="20"/>
+          <w:szCs w:val="20"/>
+        </w:rPr>
+        <w:t xml:space="preserve">[ ] Slow networks / timeouts</w:t>
+      </w:r>
+    </w:p>
+    <w:p>
+      <w:pPr>
+        <w:spacing w:after="60"/>
+        <w:ind w:left="360"/>
+      </w:pPr>
+      <w:r>
+        <w:rPr>
+          <w:rFonts w:ascii="Arial" w:cs="Arial" w:eastAsia="Arial" w:hAnsi="Arial"/>
+          <w:sz w:val="20"/>
+          <w:szCs w:val="20"/>
+        </w:rPr>
+        <w:t xml:space="preserve">• </w:t>
+      </w:r>
+      <w:r>
+        <w:rPr>
+          <w:rFonts w:ascii="Arial" w:cs="Arial" w:eastAsia="Arial" w:hAnsi="Arial"/>
+          <w:sz w:val="20"/>
+          <w:szCs w:val="20"/>
+        </w:rPr>
+        <w:t xml:space="preserve">[ ] User hitting Ctrl+C (graceful exit)</w:t>
+      </w:r>
+    </w:p>
+    <w:p>
+      <w:pPr>
+        <w:spacing w:after="60"/>
+      </w:pPr>
+      <w:r>
+        <w:rPr>
+          <w:rFonts w:ascii="Arial" w:cs="Arial" w:eastAsia="Arial" w:hAnsi="Arial"/>
+          <w:sz w:val="20"/>
+          <w:szCs w:val="20"/>
+        </w:rPr>
+        <w:t xml:space="preserve">Make your app pleasant to use:</w:t>
+      </w:r>
+    </w:p>
+    <w:p>
+      <w:pPr>
+        <w:spacing w:after="60"/>
+      </w:pPr>
+      <w:r>
+        <w:rPr>
+          <w:rFonts w:ascii="Arial" w:cs="Arial" w:eastAsia="Arial" w:hAnsi="Arial"/>
+          <w:sz w:val="20"/>
+          <w:szCs w:val="20"/>
+        </w:rPr>
+        <w:t xml:space="preserve">Clear messages:</w:t>
+      </w:r>
+    </w:p>
+    <w:p>
+      <w:pPr>
+        <w:spacing w:after="60"/>
+      </w:pPr>
+      <w:r>
+        <w:rPr>
+          <w:rFonts w:ascii="Arial" w:cs="Arial" w:eastAsia="Arial" w:hAnsi="Arial"/>
+          <w:sz w:val="20"/>
+          <w:szCs w:val="20"/>
+        </w:rPr>
+        <w:t xml:space="preserve">Confirmations:</w:t>
+      </w:r>
+    </w:p>
+    <w:p>
+      <w:pPr>
+        <w:spacing w:after="60"/>
+      </w:pPr>
+      <w:r>
+        <w:rPr>
+          <w:rFonts w:ascii="Arial" w:cs="Arial" w:eastAsia="Arial" w:hAnsi="Arial"/>
+          <w:sz w:val="20"/>
+          <w:szCs w:val="20"/>
+        </w:rPr>
+        <w:t xml:space="preserve">Progress feedback:</w:t>
+      </w:r>
+    </w:p>
+    <w:p>
+      <w:pPr>
+        <w:spacing w:after="160"/>
       </w:pPr>
     </w:p>
     <w:p>
@@ -2277,6 +3491,108 @@
     <w:p>
       <w:pPr>
         <w:spacing w:after="120"/>
+      </w:pPr>
+    </w:p>
+    <w:p>
+      <w:pPr>
+        <w:pBdr>
+          <w:bottom w:val="single" w:color="1B7A4A" w:sz="4" w:space="4"/>
+        </w:pBdr>
+        <w:spacing w:after="100" w:before="120"/>
+      </w:pPr>
+      <w:r>
+        <w:rPr>
+          <w:rFonts w:ascii="Arial" w:cs="Arial" w:eastAsia="Arial" w:hAnsi="Arial"/>
+          <w:b/>
+          <w:bCs/>
+          <w:color w:val="1B7A4A"/>
+          <w:sz w:val="24"/>
+          <w:szCs w:val="24"/>
+        </w:rPr>
+        <w:t xml:space="preserve">Guided Practice</w:t>
+      </w:r>
+    </w:p>
+    <w:p>
+      <w:pPr>
+        <w:spacing w:after="60"/>
+      </w:pPr>
+      <w:r>
+        <w:rPr>
+          <w:rFonts w:ascii="Arial" w:cs="Arial" w:eastAsia="Arial" w:hAnsi="Arial"/>
+          <w:sz w:val="20"/>
+          <w:szCs w:val="20"/>
+        </w:rPr>
+        <w:t xml:space="preserve">- [ ] Input validation added to all user inputs</w:t>
+      </w:r>
+    </w:p>
+    <w:p>
+      <w:pPr>
+        <w:spacing w:after="60"/>
+      </w:pPr>
+      <w:r>
+        <w:rPr>
+          <w:rFonts w:ascii="Arial" w:cs="Arial" w:eastAsia="Arial" w:hAnsi="Arial"/>
+          <w:sz w:val="20"/>
+          <w:szCs w:val="20"/>
+        </w:rPr>
+        <w:t xml:space="preserve">- [ ] File operations protected with try/except</w:t>
+      </w:r>
+    </w:p>
+    <w:p>
+      <w:pPr>
+        <w:spacing w:after="60"/>
+      </w:pPr>
+      <w:r>
+        <w:rPr>
+          <w:rFonts w:ascii="Arial" w:cs="Arial" w:eastAsia="Arial" w:hAnsi="Arial"/>
+          <w:sz w:val="20"/>
+          <w:szCs w:val="20"/>
+        </w:rPr>
+        <w:t xml:space="preserve">- [ ] Edge cases identified and handled</w:t>
+      </w:r>
+    </w:p>
+    <w:p>
+      <w:pPr>
+        <w:spacing w:after="60"/>
+      </w:pPr>
+      <w:r>
+        <w:rPr>
+          <w:rFonts w:ascii="Arial" w:cs="Arial" w:eastAsia="Arial" w:hAnsi="Arial"/>
+          <w:sz w:val="20"/>
+          <w:szCs w:val="20"/>
+        </w:rPr>
+        <w:t xml:space="preserve">- [ ] Error messages are helpful and clear</w:t>
+      </w:r>
+    </w:p>
+    <w:p>
+      <w:pPr>
+        <w:spacing w:after="60"/>
+      </w:pPr>
+      <w:r>
+        <w:rPr>
+          <w:rFonts w:ascii="Arial" w:cs="Arial" w:eastAsia="Arial" w:hAnsi="Arial"/>
+          <w:sz w:val="20"/>
+          <w:szCs w:val="20"/>
+        </w:rPr>
+        <w:t xml:space="preserve">- [ ] App doesn't crash on bad input</w:t>
+      </w:r>
+    </w:p>
+    <w:p>
+      <w:pPr>
+        <w:spacing w:after="60"/>
+      </w:pPr>
+      <w:r>
+        <w:rPr>
+          <w:rFonts w:ascii="Arial" w:cs="Arial" w:eastAsia="Arial" w:hAnsi="Arial"/>
+          <w:sz w:val="20"/>
+          <w:szCs w:val="20"/>
+        </w:rPr>
+        <w:t xml:space="preserve">- [ ] Code committed/saved</w:t>
+      </w:r>
+    </w:p>
+    <w:p>
+      <w:pPr>
+        <w:spacing w:after="160"/>
       </w:pPr>
     </w:p>
     <w:p>
